--- a/Docs/MI_nyilatkozat.docx
+++ b/Docs/MI_nyilatkozat.docx
@@ -1624,6 +1624,147 @@
           </w:p>
         </w:tc>
       </w:tr>
+      <w:tr>
+        <w:trPr>
+          <w:trHeight w:val="333" w:hRule="atLeast"/>
+        </w:trPr>
+        <w:tc>
+          <w:tcPr>
+            <w:tcW w:w="1935" w:type="dxa"/>
+            <w:tcBorders>
+              <w:start w:val="single" w:sz="6" w:space="0" w:color="000000"/>
+              <w:bottom w:val="single" w:sz="6" w:space="0" w:color="000000"/>
+              <w:end w:val="single" w:sz="6" w:space="0" w:color="000000"/>
+            </w:tcBorders>
+          </w:tcPr>
+          <w:p>
+            <w:pPr>
+              <w:pStyle w:val="Normal"/>
+              <w:tabs>
+                <w:tab w:val="clear" w:pos="708"/>
+                <w:tab w:val="left" w:pos="142" w:leader="none"/>
+                <w:tab w:val="left" w:pos="9498" w:leader="none"/>
+              </w:tabs>
+              <w:suppressAutoHyphens w:val="true"/>
+              <w:spacing w:lineRule="auto" w:line="276"/>
+              <w:ind w:end="-1"/>
+              <w:rPr>
+                <w:rFonts w:eastAsia="Calibri"/>
+                <w:lang w:eastAsia="en-US"/>
+              </w:rPr>
+            </w:pPr>
+            <w:r>
+              <w:rPr>
+                <w:rFonts w:eastAsia="Calibri"/>
+                <w:lang w:eastAsia="en-US"/>
+              </w:rPr>
+              <w:t>Helyes hivatkozás</w:t>
+            </w:r>
+          </w:p>
+        </w:tc>
+        <w:tc>
+          <w:tcPr>
+            <w:tcW w:w="2727" w:type="dxa"/>
+            <w:tcBorders>
+              <w:start w:val="single" w:sz="6" w:space="0" w:color="000000"/>
+              <w:bottom w:val="single" w:sz="6" w:space="0" w:color="000000"/>
+              <w:end w:val="single" w:sz="6" w:space="0" w:color="000000"/>
+            </w:tcBorders>
+          </w:tcPr>
+          <w:p>
+            <w:pPr>
+              <w:pStyle w:val="Normal"/>
+              <w:tabs>
+                <w:tab w:val="clear" w:pos="708"/>
+                <w:tab w:val="left" w:pos="142" w:leader="none"/>
+                <w:tab w:val="left" w:pos="9498" w:leader="none"/>
+              </w:tabs>
+              <w:suppressAutoHyphens w:val="true"/>
+              <w:spacing w:lineRule="auto" w:line="276"/>
+              <w:ind w:end="-1"/>
+              <w:rPr>
+                <w:rFonts w:eastAsia="Calibri"/>
+                <w:lang w:eastAsia="en-US"/>
+              </w:rPr>
+            </w:pPr>
+            <w:r>
+              <w:rPr>
+                <w:rFonts w:eastAsia="Calibri"/>
+                <w:lang w:eastAsia="en-US"/>
+              </w:rPr>
+              <w:t>Általam talált forrásokhoz kapcsolódó eredeti cikk megkeresése, hivatkozása MI által.</w:t>
+            </w:r>
+          </w:p>
+        </w:tc>
+        <w:tc>
+          <w:tcPr>
+            <w:tcW w:w="2483" w:type="dxa"/>
+            <w:tcBorders>
+              <w:start w:val="single" w:sz="6" w:space="0" w:color="000000"/>
+              <w:bottom w:val="single" w:sz="6" w:space="0" w:color="000000"/>
+              <w:end w:val="single" w:sz="6" w:space="0" w:color="000000"/>
+            </w:tcBorders>
+          </w:tcPr>
+          <w:p>
+            <w:pPr>
+              <w:pStyle w:val="Normal"/>
+              <w:tabs>
+                <w:tab w:val="clear" w:pos="708"/>
+                <w:tab w:val="left" w:pos="142" w:leader="none"/>
+                <w:tab w:val="left" w:pos="9498" w:leader="none"/>
+              </w:tabs>
+              <w:suppressAutoHyphens w:val="true"/>
+              <w:spacing w:lineRule="auto" w:line="276"/>
+              <w:ind w:end="-1"/>
+              <w:rPr>
+                <w:rFonts w:eastAsia="Calibri"/>
+                <w:lang w:eastAsia="en-US"/>
+              </w:rPr>
+            </w:pPr>
+            <w:r>
+              <w:rPr>
+                <w:rFonts w:eastAsia="Calibri"/>
+                <w:lang w:eastAsia="en-US"/>
+              </w:rPr>
+              <w:t>Google Gemini 3.0 Thinking</w:t>
+            </w:r>
+          </w:p>
+        </w:tc>
+        <w:tc>
+          <w:tcPr>
+            <w:tcW w:w="2762" w:type="dxa"/>
+            <w:tcBorders>
+              <w:start w:val="single" w:sz="6" w:space="0" w:color="000000"/>
+              <w:bottom w:val="single" w:sz="6" w:space="0" w:color="000000"/>
+              <w:end w:val="single" w:sz="6" w:space="0" w:color="000000"/>
+            </w:tcBorders>
+          </w:tcPr>
+          <w:p>
+            <w:pPr>
+              <w:pStyle w:val="Normal"/>
+              <w:tabs>
+                <w:tab w:val="clear" w:pos="708"/>
+                <w:tab w:val="left" w:pos="142" w:leader="none"/>
+                <w:tab w:val="left" w:pos="9498" w:leader="none"/>
+              </w:tabs>
+              <w:suppressAutoHyphens w:val="true"/>
+              <w:spacing w:lineRule="auto" w:line="276"/>
+              <w:ind w:end="-1"/>
+              <w:rPr>
+                <w:rFonts w:eastAsia="Calibri"/>
+                <w:lang w:eastAsia="en-US"/>
+              </w:rPr>
+            </w:pPr>
+            <w:r>
+              <w:rPr>
+                <w:rFonts w:eastAsia="Calibri"/>
+                <w:lang w:eastAsia="en-US"/>
+              </w:rPr>
+              <w:t>Hivatkozások</w:t>
+            </w:r>
+          </w:p>
+        </w:tc>
+      </w:tr>
     </w:tbl>
     <w:p>
       <w:pPr>
@@ -2210,7 +2351,27 @@
                 <w:szCs w:val="24"/>
                 <w:lang w:val="hu-HU" w:bidi="ar-SA"/>
               </w:rPr>
-              <w:t>Budapest, 2026. 04. 27.</w:t>
+              <w:t>Budapest, 2026. 04. 2</w:t>
+            </w:r>
+            <w:r>
+              <w:rPr>
+                <w:rFonts w:eastAsia="Calibri"/>
+                <w:kern w:val="0"/>
+                <w:sz w:val="24"/>
+                <w:szCs w:val="24"/>
+                <w:lang w:val="hu-HU" w:bidi="ar-SA"/>
+              </w:rPr>
+              <w:t>8</w:t>
+            </w:r>
+            <w:r>
+              <w:rPr>
+                <w:rFonts w:eastAsia="Calibri"/>
+                <w:kern w:val="0"/>
+                <w:sz w:val="24"/>
+                <w:szCs w:val="24"/>
+                <w:lang w:val="hu-HU" w:bidi="ar-SA"/>
+              </w:rPr>
+              <w:t>.</w:t>
             </w:r>
           </w:p>
           <w:p>
